--- a/relatorio/M1 Segurança de Sistemas Computacionais.docx
+++ b/relatorio/M1 Segurança de Sistemas Computacionais.docx
@@ -1919,6 +1919,276 @@
           <w:b/>
           <w:bCs/>
         </w:rPr>
+        <w:t>V0</w:t>
+      </w:r>
+      <w:r>
+        <w:rPr>
+          <w:b/>
+          <w:bCs/>
+        </w:rPr>
+        <w:t>—</w:t>
+      </w:r>
+      <w:r>
+        <w:rPr>
+          <w:b/>
+          <w:bCs/>
+        </w:rPr>
+        <w:t xml:space="preserve"> </w:t>
+      </w:r>
+      <w:r>
+        <w:rPr>
+          <w:b/>
+          <w:bCs/>
+        </w:rPr>
+        <w:t>C</w:t>
+      </w:r>
+      <w:r>
+        <w:rPr>
+          <w:b/>
+          <w:bCs/>
+        </w:rPr>
+        <w:t xml:space="preserve">onfiguração do </w:t>
+      </w:r>
+      <w:r>
+        <w:rPr>
+          <w:b/>
+          <w:bCs/>
+        </w:rPr>
+        <w:t>A</w:t>
+      </w:r>
+      <w:r>
+        <w:rPr>
+          <w:b/>
+          <w:bCs/>
+        </w:rPr>
+        <w:t>mbiente</w:t>
+      </w:r>
+    </w:p>
+    <w:p>
+      <w:pPr>
+        <w:tabs>
+          <w:tab w:val="left" w:pos="2160"/>
+        </w:tabs>
+        <w:jc w:val="both"/>
+      </w:pPr>
+      <w:r>
+        <w:t xml:space="preserve">Antes da realização dos testes, foi verificada a instalação do Docker na máquina por meio do comando </w:t>
+      </w:r>
+      <w:proofErr w:type="spellStart"/>
+      <w:r>
+        <w:t>docker</w:t>
+      </w:r>
+      <w:proofErr w:type="spellEnd"/>
+      <w:r>
+        <w:t xml:space="preserve"> --</w:t>
+      </w:r>
+      <w:proofErr w:type="spellStart"/>
+      <w:r>
+        <w:t>version</w:t>
+      </w:r>
+      <w:proofErr w:type="spellEnd"/>
+      <w:r>
+        <w:t xml:space="preserve">. Em seguida, o ambiente do OWASP </w:t>
+      </w:r>
+      <w:proofErr w:type="spellStart"/>
+      <w:r>
+        <w:t>WebGoat</w:t>
+      </w:r>
+      <w:proofErr w:type="spellEnd"/>
+      <w:r>
+        <w:t xml:space="preserve"> foi iniciado localmente utilizando o Docker </w:t>
+      </w:r>
+      <w:proofErr w:type="spellStart"/>
+      <w:r>
+        <w:t>Compose</w:t>
+      </w:r>
+      <w:proofErr w:type="spellEnd"/>
+      <w:r>
+        <w:t>.</w:t>
+      </w:r>
+    </w:p>
+    <w:p>
+      <w:pPr>
+        <w:tabs>
+          <w:tab w:val="left" w:pos="2160"/>
+        </w:tabs>
+        <w:jc w:val="both"/>
+        <w:rPr>
+          <w:b/>
+          <w:bCs/>
+        </w:rPr>
+      </w:pPr>
+    </w:p>
+    <w:p>
+      <w:pPr>
+        <w:tabs>
+          <w:tab w:val="left" w:pos="2160"/>
+        </w:tabs>
+        <w:jc w:val="both"/>
+        <w:rPr>
+          <w:b/>
+          <w:bCs/>
+        </w:rPr>
+      </w:pPr>
+      <w:r>
+        <w:rPr>
+          <w:noProof/>
+        </w:rPr>
+        <w:drawing>
+          <wp:inline distT="0" distB="0" distL="0" distR="0" wp14:anchorId="4DD16727" wp14:editId="5A5F292B">
+            <wp:extent cx="5400040" cy="2759710"/>
+            <wp:effectExtent l="0" t="0" r="0" b="2540"/>
+            <wp:docPr id="1743529425" name="Imagem 1"/>
+            <wp:cNvGraphicFramePr>
+              <a:graphicFrameLocks xmlns:a="http://schemas.openxmlformats.org/drawingml/2006/main" noChangeAspect="1"/>
+            </wp:cNvGraphicFramePr>
+            <a:graphic xmlns:a="http://schemas.openxmlformats.org/drawingml/2006/main">
+              <a:graphicData uri="http://schemas.openxmlformats.org/drawingml/2006/picture">
+                <pic:pic xmlns:pic="http://schemas.openxmlformats.org/drawingml/2006/picture">
+                  <pic:nvPicPr>
+                    <pic:cNvPr id="0" name="Picture 1"/>
+                    <pic:cNvPicPr>
+                      <a:picLocks noChangeAspect="1" noChangeArrowheads="1"/>
+                    </pic:cNvPicPr>
+                  </pic:nvPicPr>
+                  <pic:blipFill>
+                    <a:blip r:embed="rId8" cstate="print">
+                      <a:extLst>
+                        <a:ext uri="{28A0092B-C50C-407E-A947-70E740481C1C}">
+                          <a14:useLocalDpi xmlns:a14="http://schemas.microsoft.com/office/drawing/2010/main" val="0"/>
+                        </a:ext>
+                      </a:extLst>
+                    </a:blip>
+                    <a:srcRect/>
+                    <a:stretch>
+                      <a:fillRect/>
+                    </a:stretch>
+                  </pic:blipFill>
+                  <pic:spPr bwMode="auto">
+                    <a:xfrm>
+                      <a:off x="0" y="0"/>
+                      <a:ext cx="5400040" cy="2759710"/>
+                    </a:xfrm>
+                    <a:prstGeom prst="rect">
+                      <a:avLst/>
+                    </a:prstGeom>
+                    <a:noFill/>
+                    <a:ln>
+                      <a:noFill/>
+                    </a:ln>
+                  </pic:spPr>
+                </pic:pic>
+              </a:graphicData>
+            </a:graphic>
+          </wp:inline>
+        </w:drawing>
+      </w:r>
+    </w:p>
+    <w:p>
+      <w:pPr>
+        <w:tabs>
+          <w:tab w:val="left" w:pos="2160"/>
+        </w:tabs>
+        <w:jc w:val="both"/>
+      </w:pPr>
+      <w:r>
+        <w:t>Após a inicialização, a aplicação foi acessada pelo navegador no endereço http://127.0.0.1:8080/WebGoat. A exibição da tela inicial confirmou que o ambiente estava funcionando e disponível somente na máquina utilizada para os testes.</w:t>
+      </w:r>
+    </w:p>
+    <w:p>
+      <w:pPr>
+        <w:tabs>
+          <w:tab w:val="left" w:pos="2160"/>
+        </w:tabs>
+        <w:jc w:val="both"/>
+        <w:rPr>
+          <w:b/>
+          <w:bCs/>
+        </w:rPr>
+      </w:pPr>
+      <w:r>
+        <w:rPr>
+          <w:noProof/>
+        </w:rPr>
+        <w:drawing>
+          <wp:inline distT="0" distB="0" distL="0" distR="0" wp14:anchorId="673F8900" wp14:editId="1A30BA13">
+            <wp:extent cx="5400040" cy="2731770"/>
+            <wp:effectExtent l="0" t="0" r="0" b="0"/>
+            <wp:docPr id="1082231481" name="Imagem 2"/>
+            <wp:cNvGraphicFramePr>
+              <a:graphicFrameLocks xmlns:a="http://schemas.openxmlformats.org/drawingml/2006/main" noChangeAspect="1"/>
+            </wp:cNvGraphicFramePr>
+            <a:graphic xmlns:a="http://schemas.openxmlformats.org/drawingml/2006/main">
+              <a:graphicData uri="http://schemas.openxmlformats.org/drawingml/2006/picture">
+                <pic:pic xmlns:pic="http://schemas.openxmlformats.org/drawingml/2006/picture">
+                  <pic:nvPicPr>
+                    <pic:cNvPr id="0" name="Picture 3"/>
+                    <pic:cNvPicPr>
+                      <a:picLocks noChangeAspect="1" noChangeArrowheads="1"/>
+                    </pic:cNvPicPr>
+                  </pic:nvPicPr>
+                  <pic:blipFill>
+                    <a:blip r:embed="rId9" cstate="print">
+                      <a:extLst>
+                        <a:ext uri="{28A0092B-C50C-407E-A947-70E740481C1C}">
+                          <a14:useLocalDpi xmlns:a14="http://schemas.microsoft.com/office/drawing/2010/main" val="0"/>
+                        </a:ext>
+                      </a:extLst>
+                    </a:blip>
+                    <a:srcRect/>
+                    <a:stretch>
+                      <a:fillRect/>
+                    </a:stretch>
+                  </pic:blipFill>
+                  <pic:spPr bwMode="auto">
+                    <a:xfrm>
+                      <a:off x="0" y="0"/>
+                      <a:ext cx="5400040" cy="2731770"/>
+                    </a:xfrm>
+                    <a:prstGeom prst="rect">
+                      <a:avLst/>
+                    </a:prstGeom>
+                    <a:noFill/>
+                    <a:ln>
+                      <a:noFill/>
+                    </a:ln>
+                  </pic:spPr>
+                </pic:pic>
+              </a:graphicData>
+            </a:graphic>
+          </wp:inline>
+        </w:drawing>
+      </w:r>
+    </w:p>
+    <w:p>
+      <w:pPr>
+        <w:tabs>
+          <w:tab w:val="left" w:pos="2160"/>
+        </w:tabs>
+        <w:jc w:val="both"/>
+        <w:rPr>
+          <w:b/>
+          <w:bCs/>
+        </w:rPr>
+      </w:pPr>
+    </w:p>
+    <w:p>
+      <w:pPr>
+        <w:tabs>
+          <w:tab w:val="left" w:pos="2160"/>
+        </w:tabs>
+        <w:jc w:val="both"/>
+        <w:rPr>
+          <w:b/>
+          <w:bCs/>
+        </w:rPr>
+      </w:pPr>
+      <w:r>
+        <w:rPr>
+          <w:b/>
+          <w:bCs/>
+        </w:rPr>
+        <w:lastRenderedPageBreak/>
         <w:t>V1 — Referência Direta Insegura a Objetos (IDOR)</w:t>
       </w:r>
     </w:p>
@@ -2123,7 +2393,7 @@
                     <pic:cNvPicPr/>
                   </pic:nvPicPr>
                   <pic:blipFill>
-                    <a:blip r:embed="rId8"/>
+                    <a:blip r:embed="rId10"/>
                     <a:stretch>
                       <a:fillRect/>
                     </a:stretch>
@@ -2328,47 +2598,155 @@
       </w:r>
     </w:p>
     <w:p>
-      <w:pPr>
-        <w:tabs>
-          <w:tab w:val="left" w:pos="2160"/>
-        </w:tabs>
-        <w:jc w:val="both"/>
-      </w:pPr>
-      <w:r>
-        <w:t>Os principais arquivos que comprovam o achado são:</w:t>
-      </w:r>
-    </w:p>
-    <w:p>
-      <w:r>
-        <w:t xml:space="preserve">         </w:t>
-      </w:r>
-      <w:r>
-        <w:t xml:space="preserve">Classificação OWASP e CWE: OWASP A01:2021 – Broken Access </w:t>
-      </w:r>
-      <w:proofErr w:type="spellStart"/>
-      <w:r>
-        <w:t>Control</w:t>
-      </w:r>
-      <w:proofErr w:type="spellEnd"/>
-      <w:r>
-        <w:t xml:space="preserve">. </w:t>
-      </w:r>
-    </w:p>
-    <w:p>
-      <w:r>
-        <w:t xml:space="preserve">       CWE: CWE-639 (</w:t>
-      </w:r>
-      <w:proofErr w:type="spellStart"/>
-      <w:r>
-        <w:t>Authorization</w:t>
-      </w:r>
-      <w:proofErr w:type="spellEnd"/>
-      <w:r>
+      <w:r>
+        <w:rPr>
+          <w:b/>
+          <w:bCs/>
+        </w:rPr>
+        <w:t xml:space="preserve">       </w:t>
+      </w:r>
+      <w:r>
+        <w:rPr>
+          <w:b/>
+          <w:bCs/>
+        </w:rPr>
+        <w:t>Relação com CID e LGPD:</w:t>
+      </w:r>
+      <w:r>
+        <w:t xml:space="preserve"> a falha compromete a confidencialidade, pois permite visualizar dados de terceiros, e a integridade, porque possibilita alterá-los.</w:t>
+      </w:r>
+    </w:p>
+    <w:p>
+      <w:r>
+        <w:rPr>
+          <w:b/>
+          <w:bCs/>
+        </w:rPr>
+        <w:t xml:space="preserve">       </w:t>
+      </w:r>
+      <w:r>
+        <w:rPr>
+          <w:b/>
+          <w:bCs/>
+        </w:rPr>
+        <w:t>Correção recomendada:</w:t>
+      </w:r>
+      <w:r>
+        <w:t xml:space="preserve"> validar no servidor se o usuário autenticado possui autorização para acessar ou modificar cada perfil solicitado.</w:t>
+      </w:r>
+    </w:p>
+    <w:p/>
+    <w:p>
+      <w:pPr>
+        <w:rPr>
+          <w:b/>
+          <w:bCs/>
+        </w:rPr>
+      </w:pPr>
+      <w:r>
+        <w:rPr>
+          <w:b/>
+          <w:bCs/>
+        </w:rPr>
+        <w:t xml:space="preserve">V2 — </w:t>
+      </w:r>
+      <w:proofErr w:type="spellStart"/>
+      <w:r>
+        <w:rPr>
+          <w:b/>
+          <w:bCs/>
+        </w:rPr>
+        <w:t>Cryptographic</w:t>
+      </w:r>
+      <w:proofErr w:type="spellEnd"/>
+      <w:r>
+        <w:rPr>
+          <w:b/>
+          <w:bCs/>
+        </w:rPr>
         <w:t xml:space="preserve"> </w:t>
       </w:r>
       <w:proofErr w:type="spellStart"/>
       <w:r>
-        <w:t>Bypass</w:t>
+        <w:rPr>
+          <w:b/>
+          <w:bCs/>
+        </w:rPr>
+        <w:t>Failures</w:t>
+      </w:r>
+      <w:proofErr w:type="spellEnd"/>
+    </w:p>
+    <w:p>
+      <w:pPr>
+        <w:tabs>
+          <w:tab w:val="left" w:pos="2160"/>
+        </w:tabs>
+        <w:ind w:firstLine="708"/>
+        <w:jc w:val="both"/>
+      </w:pPr>
+      <w:r>
+        <w:t xml:space="preserve">Durante a análise do </w:t>
+      </w:r>
+      <w:proofErr w:type="spellStart"/>
+      <w:r>
+        <w:t>WebGoat</w:t>
+      </w:r>
+      <w:proofErr w:type="spellEnd"/>
+      <w:r>
+        <w:t xml:space="preserve">, foi observado que a aplicação estava sendo acessada por HTTP, sem criptografia TLS. No </w:t>
+      </w:r>
+      <w:proofErr w:type="spellStart"/>
+      <w:r>
+        <w:t>DevTools</w:t>
+      </w:r>
+      <w:proofErr w:type="spellEnd"/>
+      <w:r>
+        <w:t xml:space="preserve"> também foi identificado que o cookie de sessão JSESSIONID não possuía a marcação </w:t>
+      </w:r>
+      <w:proofErr w:type="spellStart"/>
+      <w:r>
+        <w:t>Secure</w:t>
+      </w:r>
+      <w:proofErr w:type="spellEnd"/>
+      <w:r>
+        <w:t>, permitindo seu envio por uma conexão não criptografada.</w:t>
+      </w:r>
+    </w:p>
+    <w:p>
+      <w:pPr>
+        <w:tabs>
+          <w:tab w:val="left" w:pos="2160"/>
+        </w:tabs>
+        <w:ind w:firstLine="708"/>
+        <w:jc w:val="both"/>
+      </w:pPr>
+      <w:r>
+        <w:t>Em uma aplicação real, essa configuração poderia facilitar a interceptação do cookie e de outras informações transmitidas, principalmente quando o usuário estivesse conectado a uma rede compartilhada ou não confiável.</w:t>
+      </w:r>
+    </w:p>
+    <w:p>
+      <w:pPr>
+        <w:tabs>
+          <w:tab w:val="left" w:pos="2160"/>
+        </w:tabs>
+        <w:jc w:val="both"/>
+      </w:pPr>
+      <w:r>
+        <w:t xml:space="preserve">               </w:t>
+      </w:r>
+      <w:r>
+        <w:rPr>
+          <w:b/>
+          <w:bCs/>
+        </w:rPr>
+        <w:t>Classificação e gravidade:</w:t>
+      </w:r>
+      <w:r>
+        <w:t xml:space="preserve"> o achado pertence à categoria A02 — </w:t>
+      </w:r>
+      <w:proofErr w:type="spellStart"/>
+      <w:r>
+        <w:t>Cryptographic</w:t>
       </w:r>
       <w:proofErr w:type="spellEnd"/>
       <w:r>
@@ -2376,57 +2754,47 @@
       </w:r>
       <w:proofErr w:type="spellStart"/>
       <w:r>
-        <w:t>Through</w:t>
-      </w:r>
-      <w:proofErr w:type="spellEnd"/>
-      <w:r>
-        <w:t xml:space="preserve"> </w:t>
-      </w:r>
-      <w:proofErr w:type="spellStart"/>
-      <w:r>
-        <w:t>User-Controlled</w:t>
-      </w:r>
-      <w:proofErr w:type="spellEnd"/>
-      <w:r>
-        <w:t xml:space="preserve"> Key) / CWE-284 (</w:t>
-      </w:r>
-      <w:proofErr w:type="spellStart"/>
-      <w:r>
-        <w:t>Improper</w:t>
-      </w:r>
-      <w:proofErr w:type="spellEnd"/>
-      <w:r>
-        <w:t xml:space="preserve"> Access </w:t>
-      </w:r>
-      <w:proofErr w:type="spellStart"/>
-      <w:r>
-        <w:t>Control</w:t>
-      </w:r>
-      <w:proofErr w:type="spellEnd"/>
-      <w:r>
-        <w:t>).</w:t>
-      </w:r>
-    </w:p>
-    <w:p>
-      <w:r>
-        <w:t xml:space="preserve">       Pontuação CVSS v3.1: Score Base: 6.5 (Médio / High </w:t>
-      </w:r>
-      <w:proofErr w:type="spellStart"/>
-      <w:r>
-        <w:t>Impact</w:t>
-      </w:r>
-      <w:proofErr w:type="spellEnd"/>
-      <w:r>
-        <w:t xml:space="preserve"> em Confidencialidade).</w:t>
-      </w:r>
-    </w:p>
-    <w:p>
-      <w:r>
-        <w:rPr>
-          <w:b/>
-          <w:bCs/>
-        </w:rPr>
-        <w:t xml:space="preserve">       </w:t>
+        <w:t>Failures</w:t>
+      </w:r>
+      <w:proofErr w:type="spellEnd"/>
+      <w:r>
+        <w:t xml:space="preserve"> do OWASP Top 10:2021. Está relacionado às fraquezas CWE-319, referente à transmissão de informações sensíveis sem criptografia, e CWE-614, relacionada ao uso de cookie sensível sem a marcação </w:t>
+      </w:r>
+      <w:proofErr w:type="spellStart"/>
+      <w:r>
+        <w:t>Secure</w:t>
+      </w:r>
+      <w:proofErr w:type="spellEnd"/>
+      <w:r>
+        <w:t xml:space="preserve">. A pontuação sugerida pelo CVSS v3.1 é </w:t>
+      </w:r>
+      <w:r>
+        <w:rPr>
+          <w:b/>
+          <w:bCs/>
+        </w:rPr>
+        <w:t>6,5 — severidade média</w:t>
+      </w:r>
+      <w:r>
+        <w:t>.</w:t>
+      </w:r>
+      <w:r>
+        <w:tab/>
+      </w:r>
+    </w:p>
+    <w:p>
+      <w:pPr>
+        <w:tabs>
+          <w:tab w:val="left" w:pos="2160"/>
+        </w:tabs>
+        <w:jc w:val="both"/>
+      </w:pPr>
+      <w:r>
+        <w:rPr>
+          <w:b/>
+          <w:bCs/>
+        </w:rPr>
+        <w:t xml:space="preserve">              </w:t>
       </w:r>
       <w:r>
         <w:rPr>
@@ -2436,526 +2804,7 @@
         <w:t>Relação com CID e LGPD:</w:t>
       </w:r>
       <w:r>
-        <w:t xml:space="preserve"> a falha compromete a confidencialidade, pois permite visualizar dados de terceiros, e a integridade, porque possibilita alterá-los.</w:t>
-      </w:r>
-    </w:p>
-    <w:p>
-      <w:r>
-        <w:rPr>
-          <w:b/>
-          <w:bCs/>
-        </w:rPr>
-        <w:t xml:space="preserve">       </w:t>
-      </w:r>
-      <w:r>
-        <w:rPr>
-          <w:b/>
-          <w:bCs/>
-        </w:rPr>
-        <w:t>Correção recomendada:</w:t>
-      </w:r>
-      <w:r>
-        <w:t xml:space="preserve"> validar no servidor se o usuário autenticado possui autorização para acessar ou modificar cada perfil solicitado.</w:t>
-      </w:r>
-    </w:p>
-    <w:p/>
-    <w:p>
-      <w:pPr>
-        <w:rPr>
-          <w:b/>
-          <w:bCs/>
-        </w:rPr>
-      </w:pPr>
-      <w:r>
-        <w:rPr>
-          <w:b/>
-          <w:bCs/>
-        </w:rPr>
-        <w:t xml:space="preserve">V2 — </w:t>
-      </w:r>
-      <w:proofErr w:type="spellStart"/>
-      <w:r>
-        <w:rPr>
-          <w:b/>
-          <w:bCs/>
-        </w:rPr>
-        <w:t>Cryptographic</w:t>
-      </w:r>
-      <w:proofErr w:type="spellEnd"/>
-      <w:r>
-        <w:rPr>
-          <w:b/>
-          <w:bCs/>
-        </w:rPr>
-        <w:t xml:space="preserve"> </w:t>
-      </w:r>
-      <w:proofErr w:type="spellStart"/>
-      <w:r>
-        <w:rPr>
-          <w:b/>
-          <w:bCs/>
-        </w:rPr>
-        <w:t>Failures</w:t>
-      </w:r>
-      <w:proofErr w:type="spellEnd"/>
-    </w:p>
-    <w:p>
-      <w:pPr>
-        <w:tabs>
-          <w:tab w:val="left" w:pos="2160"/>
-        </w:tabs>
-        <w:ind w:firstLine="708"/>
-        <w:jc w:val="both"/>
-      </w:pPr>
-      <w:r>
-        <w:t xml:space="preserve">Durante a análise do </w:t>
-      </w:r>
-      <w:proofErr w:type="spellStart"/>
-      <w:r>
-        <w:t>WebGoat</w:t>
-      </w:r>
-      <w:proofErr w:type="spellEnd"/>
-      <w:r>
-        <w:t xml:space="preserve">, foi observado que a aplicação estava sendo acessada por HTTP, sem criptografia TLS. No </w:t>
-      </w:r>
-      <w:proofErr w:type="spellStart"/>
-      <w:r>
-        <w:t>DevTools</w:t>
-      </w:r>
-      <w:proofErr w:type="spellEnd"/>
-      <w:r>
-        <w:t xml:space="preserve"> também foi identificado que o cookie de sessão JSESSIONID não possuía a marcação </w:t>
-      </w:r>
-      <w:proofErr w:type="spellStart"/>
-      <w:r>
-        <w:t>Secure</w:t>
-      </w:r>
-      <w:proofErr w:type="spellEnd"/>
-      <w:r>
-        <w:t>, permitindo seu envio por uma conexão não criptografada.</w:t>
-      </w:r>
-    </w:p>
-    <w:p>
-      <w:pPr>
-        <w:tabs>
-          <w:tab w:val="left" w:pos="2160"/>
-        </w:tabs>
-        <w:ind w:firstLine="708"/>
-        <w:jc w:val="both"/>
-      </w:pPr>
-      <w:r>
-        <w:t>Em uma aplicação real, essa configuração poderia facilitar a interceptação do cookie e de outras informações transmitidas, principalmente quando o usuário estivesse conectado a uma rede compartilhada ou não confiável.</w:t>
-      </w:r>
-    </w:p>
-    <w:p>
-      <w:pPr>
-        <w:tabs>
-          <w:tab w:val="left" w:pos="2160"/>
-        </w:tabs>
-        <w:jc w:val="both"/>
-      </w:pPr>
-      <w:r>
-        <w:lastRenderedPageBreak/>
-        <w:t xml:space="preserve">               </w:t>
-      </w:r>
-      <w:r>
-        <w:rPr>
-          <w:b/>
-          <w:bCs/>
-        </w:rPr>
-        <w:t>Classificação e gravidade:</w:t>
-      </w:r>
-      <w:r>
-        <w:t xml:space="preserve"> o achado pertence à categoria A02 — </w:t>
-      </w:r>
-      <w:proofErr w:type="spellStart"/>
-      <w:r>
-        <w:t>Cryptographic</w:t>
-      </w:r>
-      <w:proofErr w:type="spellEnd"/>
-      <w:r>
-        <w:t xml:space="preserve"> </w:t>
-      </w:r>
-      <w:proofErr w:type="spellStart"/>
-      <w:r>
-        <w:t>Failures</w:t>
-      </w:r>
-      <w:proofErr w:type="spellEnd"/>
-      <w:r>
-        <w:t xml:space="preserve"> do OWASP Top 10:2021. Está relacionado às fraquezas CWE-319, referente à transmissão de informações sensíveis sem criptografia, e CWE-614, relacionada ao uso de cookie sensível sem a marcação </w:t>
-      </w:r>
-      <w:proofErr w:type="spellStart"/>
-      <w:r>
-        <w:t>Secure</w:t>
-      </w:r>
-      <w:proofErr w:type="spellEnd"/>
-      <w:r>
-        <w:t xml:space="preserve">. A pontuação sugerida pelo CVSS v3.1 é </w:t>
-      </w:r>
-      <w:r>
-        <w:rPr>
-          <w:b/>
-          <w:bCs/>
-        </w:rPr>
-        <w:t>6,5 — severidade média</w:t>
-      </w:r>
-      <w:r>
-        <w:t>.</w:t>
-      </w:r>
-      <w:r>
-        <w:tab/>
-      </w:r>
-    </w:p>
-    <w:p>
-      <w:pPr>
-        <w:tabs>
-          <w:tab w:val="left" w:pos="2160"/>
-        </w:tabs>
-        <w:jc w:val="both"/>
-      </w:pPr>
-      <w:r>
-        <w:rPr>
-          <w:b/>
-          <w:bCs/>
-        </w:rPr>
-        <w:t xml:space="preserve">              </w:t>
-      </w:r>
-      <w:r>
-        <w:rPr>
-          <w:b/>
-          <w:bCs/>
-        </w:rPr>
-        <w:t>Relação com CID e LGPD:</w:t>
-      </w:r>
-      <w:r>
         <w:t xml:space="preserve"> a vulnerabilidade afeta principalmente a confidencialidade, pois informações de sessão poderiam ser interceptadas.</w:t>
-      </w:r>
-    </w:p>
-    <w:p>
-      <w:pPr>
-        <w:tabs>
-          <w:tab w:val="left" w:pos="2160"/>
-        </w:tabs>
-        <w:jc w:val="both"/>
-      </w:pPr>
-      <w:r>
-        <w:rPr>
-          <w:b/>
-          <w:bCs/>
-        </w:rPr>
-        <w:t xml:space="preserve">           </w:t>
-      </w:r>
-      <w:r>
-        <w:rPr>
-          <w:b/>
-          <w:bCs/>
-        </w:rPr>
-        <w:t>Correção recomendada:</w:t>
-      </w:r>
-      <w:r>
-        <w:t xml:space="preserve"> utilizar HTTPS com TLS e habilitar a marcação </w:t>
-      </w:r>
-      <w:proofErr w:type="spellStart"/>
-      <w:r>
-        <w:t>Secure</w:t>
-      </w:r>
-      <w:proofErr w:type="spellEnd"/>
-      <w:r>
-        <w:t xml:space="preserve"> nos cookies de sessão.</w:t>
-      </w:r>
-    </w:p>
-    <w:p>
-      <w:pPr>
-        <w:tabs>
-          <w:tab w:val="left" w:pos="2160"/>
-        </w:tabs>
-        <w:jc w:val="both"/>
-      </w:pPr>
-    </w:p>
-    <w:p>
-      <w:pPr>
-        <w:tabs>
-          <w:tab w:val="left" w:pos="2160"/>
-        </w:tabs>
-        <w:jc w:val="both"/>
-      </w:pPr>
-    </w:p>
-    <w:p>
-      <w:pPr>
-        <w:tabs>
-          <w:tab w:val="left" w:pos="2160"/>
-        </w:tabs>
-        <w:jc w:val="both"/>
-        <w:rPr>
-          <w:b/>
-          <w:bCs/>
-        </w:rPr>
-      </w:pPr>
-      <w:r>
-        <w:rPr>
-          <w:b/>
-          <w:bCs/>
-        </w:rPr>
-        <w:t xml:space="preserve">V3 — SQL </w:t>
-      </w:r>
-      <w:proofErr w:type="spellStart"/>
-      <w:r>
-        <w:rPr>
-          <w:b/>
-          <w:bCs/>
-        </w:rPr>
-        <w:t>Injection</w:t>
-      </w:r>
-      <w:proofErr w:type="spellEnd"/>
-    </w:p>
-    <w:p>
-      <w:pPr>
-        <w:tabs>
-          <w:tab w:val="left" w:pos="2160"/>
-        </w:tabs>
-        <w:jc w:val="both"/>
-      </w:pPr>
-      <w:r>
-        <w:t xml:space="preserve">            </w:t>
-      </w:r>
-      <w:r>
-        <w:t xml:space="preserve">Durante a lição de SQL </w:t>
-      </w:r>
-      <w:proofErr w:type="spellStart"/>
-      <w:r>
-        <w:t>Injection</w:t>
-      </w:r>
-      <w:proofErr w:type="spellEnd"/>
-      <w:r>
-        <w:t xml:space="preserve"> do </w:t>
-      </w:r>
-      <w:proofErr w:type="spellStart"/>
-      <w:r>
-        <w:t>WebGoat</w:t>
-      </w:r>
-      <w:proofErr w:type="spellEnd"/>
-      <w:r>
-        <w:t>, foi identificado que a aplicação inseria os dados fornecidos pelo usuário diretamente em uma consulta SQL, sem validação adequada.</w:t>
-      </w:r>
-    </w:p>
-    <w:p>
-      <w:pPr>
-        <w:tabs>
-          <w:tab w:val="left" w:pos="2160"/>
-        </w:tabs>
-        <w:jc w:val="both"/>
-      </w:pPr>
-      <w:r>
-        <w:t xml:space="preserve">         </w:t>
-      </w:r>
-      <w:r>
-        <w:t xml:space="preserve">Ao utilizar a condição '1' = '1', que sempre é verdadeira, foi possível alterar o funcionamento da consulta e visualizar todos os registros da tabela </w:t>
-      </w:r>
-      <w:proofErr w:type="spellStart"/>
-      <w:r>
-        <w:t>user_data</w:t>
-      </w:r>
-      <w:proofErr w:type="spellEnd"/>
-      <w:r>
-        <w:t>, incluindo nomes, identificadores e números de cartões fictícios.</w:t>
-      </w:r>
-    </w:p>
-    <w:p>
-      <w:pPr>
-        <w:tabs>
-          <w:tab w:val="left" w:pos="2160"/>
-        </w:tabs>
-        <w:jc w:val="both"/>
-      </w:pPr>
-      <w:r>
-        <w:t xml:space="preserve">        Classificação e gravidade: o achado pertence à categoria A03 — </w:t>
-      </w:r>
-      <w:proofErr w:type="spellStart"/>
-      <w:r>
-        <w:t>Injection</w:t>
-      </w:r>
-      <w:proofErr w:type="spellEnd"/>
-      <w:r>
-        <w:t xml:space="preserve"> do OWASP Top 10:2021 e corresponde à fraqueza CWE-89 — SQL </w:t>
-      </w:r>
-      <w:proofErr w:type="spellStart"/>
-      <w:r>
-        <w:t>Injection</w:t>
-      </w:r>
-      <w:proofErr w:type="spellEnd"/>
-      <w:r>
-        <w:t>. A pontuação sugerida pelo CVSS v3.1 é 6,5 — severidade média.</w:t>
-      </w:r>
-    </w:p>
-    <w:p>
-      <w:pPr>
-        <w:tabs>
-          <w:tab w:val="left" w:pos="2160"/>
-        </w:tabs>
-        <w:jc w:val="both"/>
-      </w:pPr>
-      <w:r>
-        <w:rPr>
-          <w:b/>
-          <w:bCs/>
-        </w:rPr>
-        <w:t xml:space="preserve">        Relação com CID e LGPD:</w:t>
-      </w:r>
-      <w:r>
-        <w:t xml:space="preserve"> a falha compromete a confidencialidade, pois permite o acesso indevido a informações armazenadas no banco de dados.</w:t>
-      </w:r>
-    </w:p>
-    <w:p>
-      <w:pPr>
-        <w:tabs>
-          <w:tab w:val="left" w:pos="2160"/>
-        </w:tabs>
-        <w:jc w:val="both"/>
-      </w:pPr>
-      <w:r>
-        <w:rPr>
-          <w:b/>
-          <w:bCs/>
-        </w:rPr>
-        <w:t xml:space="preserve">       </w:t>
-      </w:r>
-      <w:r>
-        <w:rPr>
-          <w:b/>
-          <w:bCs/>
-        </w:rPr>
-        <w:t>Correção recomendada:</w:t>
-      </w:r>
-      <w:r>
-        <w:t xml:space="preserve"> utilizar consultas parametrizadas, validar as entradas recebidas e limitar as permissões da conta utilizada para acessar o banco de dados.</w:t>
-      </w:r>
-    </w:p>
-    <w:p>
-      <w:pPr>
-        <w:tabs>
-          <w:tab w:val="left" w:pos="2160"/>
-        </w:tabs>
-        <w:jc w:val="both"/>
-      </w:pPr>
-    </w:p>
-    <w:p>
-      <w:pPr>
-        <w:tabs>
-          <w:tab w:val="left" w:pos="2160"/>
-        </w:tabs>
-        <w:jc w:val="both"/>
-        <w:rPr>
-          <w:b/>
-          <w:bCs/>
-        </w:rPr>
-      </w:pPr>
-      <w:r>
-        <w:rPr>
-          <w:b/>
-          <w:bCs/>
-        </w:rPr>
-        <w:t xml:space="preserve">V5 — Security </w:t>
-      </w:r>
-      <w:proofErr w:type="spellStart"/>
-      <w:r>
-        <w:rPr>
-          <w:b/>
-          <w:bCs/>
-        </w:rPr>
-        <w:t>Misconfiguration</w:t>
-      </w:r>
-      <w:proofErr w:type="spellEnd"/>
-    </w:p>
-    <w:p>
-      <w:pPr>
-        <w:tabs>
-          <w:tab w:val="left" w:pos="2160"/>
-        </w:tabs>
-        <w:jc w:val="both"/>
-      </w:pPr>
-      <w:r>
-        <w:t xml:space="preserve">          </w:t>
-      </w:r>
-      <w:r>
-        <w:t xml:space="preserve">Durante a lição de XXE do </w:t>
-      </w:r>
-      <w:proofErr w:type="spellStart"/>
-      <w:r>
-        <w:t>WebGoat</w:t>
-      </w:r>
-      <w:proofErr w:type="spellEnd"/>
-      <w:r>
-        <w:t xml:space="preserve">, foi identificado que o servidor aceitava entidades externas em </w:t>
-      </w:r>
-      <w:proofErr w:type="spellStart"/>
-      <w:r>
-        <w:t>conteúdos</w:t>
-      </w:r>
-      <w:proofErr w:type="spellEnd"/>
-      <w:r>
-        <w:t xml:space="preserve"> XML enviados pelo usuário.</w:t>
-      </w:r>
-    </w:p>
-    <w:p>
-      <w:pPr>
-        <w:tabs>
-          <w:tab w:val="left" w:pos="2160"/>
-        </w:tabs>
-        <w:jc w:val="both"/>
-      </w:pPr>
-      <w:r>
-        <w:t xml:space="preserve">         </w:t>
-      </w:r>
-      <w:r>
-        <w:t xml:space="preserve">Classificação e gravidade: o achado pertence à categoria A05 — Security </w:t>
-      </w:r>
-      <w:proofErr w:type="spellStart"/>
-      <w:r>
-        <w:t>Misconfiguration</w:t>
-      </w:r>
-      <w:proofErr w:type="spellEnd"/>
-      <w:r>
-        <w:t xml:space="preserve"> do OWASP Top 10:2021 e corresponde à fraqueza CWE-611 — </w:t>
-      </w:r>
-      <w:proofErr w:type="spellStart"/>
-      <w:r>
-        <w:t>Improper</w:t>
-      </w:r>
-      <w:proofErr w:type="spellEnd"/>
-      <w:r>
-        <w:t xml:space="preserve"> </w:t>
-      </w:r>
-      <w:proofErr w:type="spellStart"/>
-      <w:r>
-        <w:t>Restriction</w:t>
-      </w:r>
-      <w:proofErr w:type="spellEnd"/>
-      <w:r>
-        <w:t xml:space="preserve"> </w:t>
-      </w:r>
-      <w:proofErr w:type="spellStart"/>
-      <w:r>
-        <w:t>of</w:t>
-      </w:r>
-      <w:proofErr w:type="spellEnd"/>
-      <w:r>
-        <w:t xml:space="preserve"> XML </w:t>
-      </w:r>
-      <w:proofErr w:type="spellStart"/>
-      <w:r>
-        <w:t>External</w:t>
-      </w:r>
-      <w:proofErr w:type="spellEnd"/>
-      <w:r>
-        <w:t xml:space="preserve"> Entity </w:t>
-      </w:r>
-      <w:proofErr w:type="spellStart"/>
-      <w:r>
-        <w:t>Reference</w:t>
-      </w:r>
-      <w:proofErr w:type="spellEnd"/>
-      <w:r>
-        <w:t>. A pontuação sugerida pelo CVSS v3.1 é 6,5 — severidade média.</w:t>
       </w:r>
     </w:p>
     <w:p>
@@ -2978,6 +2827,333 @@
           <w:b/>
           <w:bCs/>
         </w:rPr>
+        <w:t>Correção recomendada:</w:t>
+      </w:r>
+      <w:r>
+        <w:t xml:space="preserve"> utilizar HTTPS com TLS e habilitar a marcação </w:t>
+      </w:r>
+      <w:proofErr w:type="spellStart"/>
+      <w:r>
+        <w:t>Secure</w:t>
+      </w:r>
+      <w:proofErr w:type="spellEnd"/>
+      <w:r>
+        <w:t xml:space="preserve"> nos cookies de sessão.</w:t>
+      </w:r>
+    </w:p>
+    <w:p>
+      <w:pPr>
+        <w:tabs>
+          <w:tab w:val="left" w:pos="2160"/>
+        </w:tabs>
+        <w:jc w:val="both"/>
+      </w:pPr>
+    </w:p>
+    <w:p>
+      <w:pPr>
+        <w:tabs>
+          <w:tab w:val="left" w:pos="2160"/>
+        </w:tabs>
+        <w:jc w:val="both"/>
+      </w:pPr>
+    </w:p>
+    <w:p>
+      <w:pPr>
+        <w:tabs>
+          <w:tab w:val="left" w:pos="2160"/>
+        </w:tabs>
+        <w:jc w:val="both"/>
+        <w:rPr>
+          <w:b/>
+          <w:bCs/>
+        </w:rPr>
+      </w:pPr>
+      <w:r>
+        <w:rPr>
+          <w:b/>
+          <w:bCs/>
+        </w:rPr>
+        <w:t xml:space="preserve">V3 — SQL </w:t>
+      </w:r>
+      <w:proofErr w:type="spellStart"/>
+      <w:r>
+        <w:rPr>
+          <w:b/>
+          <w:bCs/>
+        </w:rPr>
+        <w:t>Injection</w:t>
+      </w:r>
+      <w:proofErr w:type="spellEnd"/>
+    </w:p>
+    <w:p>
+      <w:pPr>
+        <w:tabs>
+          <w:tab w:val="left" w:pos="2160"/>
+        </w:tabs>
+        <w:jc w:val="both"/>
+      </w:pPr>
+      <w:r>
+        <w:t xml:space="preserve">            </w:t>
+      </w:r>
+      <w:r>
+        <w:t xml:space="preserve">Durante a lição de SQL </w:t>
+      </w:r>
+      <w:proofErr w:type="spellStart"/>
+      <w:r>
+        <w:t>Injection</w:t>
+      </w:r>
+      <w:proofErr w:type="spellEnd"/>
+      <w:r>
+        <w:t xml:space="preserve"> do </w:t>
+      </w:r>
+      <w:proofErr w:type="spellStart"/>
+      <w:r>
+        <w:t>WebGoat</w:t>
+      </w:r>
+      <w:proofErr w:type="spellEnd"/>
+      <w:r>
+        <w:t>, foi identificado que a aplicação inseria os dados fornecidos pelo usuário diretamente em uma consulta SQL, sem validação adequada.</w:t>
+      </w:r>
+    </w:p>
+    <w:p>
+      <w:pPr>
+        <w:tabs>
+          <w:tab w:val="left" w:pos="2160"/>
+        </w:tabs>
+        <w:jc w:val="both"/>
+      </w:pPr>
+      <w:r>
+        <w:t xml:space="preserve">         </w:t>
+      </w:r>
+      <w:r>
+        <w:t xml:space="preserve">Ao utilizar a condição '1' = '1', que sempre é verdadeira, foi possível alterar o funcionamento da consulta e visualizar todos os registros da tabela </w:t>
+      </w:r>
+      <w:proofErr w:type="spellStart"/>
+      <w:r>
+        <w:t>user_data</w:t>
+      </w:r>
+      <w:proofErr w:type="spellEnd"/>
+      <w:r>
+        <w:t>, incluindo nomes, identificadores e números de cartões fictícios.</w:t>
+      </w:r>
+    </w:p>
+    <w:p>
+      <w:pPr>
+        <w:tabs>
+          <w:tab w:val="left" w:pos="2160"/>
+        </w:tabs>
+        <w:jc w:val="both"/>
+      </w:pPr>
+      <w:r>
+        <w:t xml:space="preserve">        Classificação e gravidade: o achado pertence à categoria A03 — </w:t>
+      </w:r>
+      <w:proofErr w:type="spellStart"/>
+      <w:r>
+        <w:t>Injection</w:t>
+      </w:r>
+      <w:proofErr w:type="spellEnd"/>
+      <w:r>
+        <w:t xml:space="preserve"> do OWASP Top 10:2021 e corresponde à fraqueza CWE-89 — SQL </w:t>
+      </w:r>
+      <w:proofErr w:type="spellStart"/>
+      <w:r>
+        <w:t>Injection</w:t>
+      </w:r>
+      <w:proofErr w:type="spellEnd"/>
+      <w:r>
+        <w:t>. A pontuação sugerida pelo CVSS v3.1 é 6,5 — severidade média.</w:t>
+      </w:r>
+    </w:p>
+    <w:p>
+      <w:pPr>
+        <w:tabs>
+          <w:tab w:val="left" w:pos="2160"/>
+        </w:tabs>
+        <w:jc w:val="both"/>
+      </w:pPr>
+      <w:r>
+        <w:rPr>
+          <w:b/>
+          <w:bCs/>
+        </w:rPr>
+        <w:t xml:space="preserve">        Relação com CID e LGPD:</w:t>
+      </w:r>
+      <w:r>
+        <w:t xml:space="preserve"> a falha compromete a confidencialidade, pois permite o acesso indevido a informações armazenadas no banco de dados.</w:t>
+      </w:r>
+    </w:p>
+    <w:p>
+      <w:pPr>
+        <w:tabs>
+          <w:tab w:val="left" w:pos="2160"/>
+        </w:tabs>
+        <w:jc w:val="both"/>
+      </w:pPr>
+      <w:r>
+        <w:rPr>
+          <w:b/>
+          <w:bCs/>
+        </w:rPr>
+        <w:t xml:space="preserve">       </w:t>
+      </w:r>
+      <w:r>
+        <w:rPr>
+          <w:b/>
+          <w:bCs/>
+        </w:rPr>
+        <w:t>Correção recomendada:</w:t>
+      </w:r>
+      <w:r>
+        <w:t xml:space="preserve"> utilizar consultas parametrizadas, validar as entradas recebidas e limitar as permissões da conta utilizada para acessar o banco de dados.</w:t>
+      </w:r>
+    </w:p>
+    <w:p>
+      <w:pPr>
+        <w:tabs>
+          <w:tab w:val="left" w:pos="2160"/>
+        </w:tabs>
+        <w:jc w:val="both"/>
+      </w:pPr>
+    </w:p>
+    <w:p>
+      <w:pPr>
+        <w:tabs>
+          <w:tab w:val="left" w:pos="2160"/>
+        </w:tabs>
+        <w:jc w:val="both"/>
+        <w:rPr>
+          <w:b/>
+          <w:bCs/>
+        </w:rPr>
+      </w:pPr>
+      <w:r>
+        <w:rPr>
+          <w:b/>
+          <w:bCs/>
+        </w:rPr>
+        <w:t xml:space="preserve">V5 — Security </w:t>
+      </w:r>
+      <w:proofErr w:type="spellStart"/>
+      <w:r>
+        <w:rPr>
+          <w:b/>
+          <w:bCs/>
+        </w:rPr>
+        <w:t>Misconfiguration</w:t>
+      </w:r>
+      <w:proofErr w:type="spellEnd"/>
+    </w:p>
+    <w:p>
+      <w:pPr>
+        <w:tabs>
+          <w:tab w:val="left" w:pos="2160"/>
+        </w:tabs>
+        <w:jc w:val="both"/>
+      </w:pPr>
+      <w:r>
+        <w:t xml:space="preserve">          </w:t>
+      </w:r>
+      <w:r>
+        <w:t xml:space="preserve">Durante a lição de XXE do </w:t>
+      </w:r>
+      <w:proofErr w:type="spellStart"/>
+      <w:r>
+        <w:t>WebGoat</w:t>
+      </w:r>
+      <w:proofErr w:type="spellEnd"/>
+      <w:r>
+        <w:t xml:space="preserve">, foi identificado que o servidor aceitava entidades externas em </w:t>
+      </w:r>
+      <w:proofErr w:type="spellStart"/>
+      <w:r>
+        <w:t>conteúdos</w:t>
+      </w:r>
+      <w:proofErr w:type="spellEnd"/>
+      <w:r>
+        <w:t xml:space="preserve"> XML enviados pelo usuário.</w:t>
+      </w:r>
+    </w:p>
+    <w:p>
+      <w:pPr>
+        <w:tabs>
+          <w:tab w:val="left" w:pos="2160"/>
+        </w:tabs>
+        <w:jc w:val="both"/>
+      </w:pPr>
+      <w:r>
+        <w:t xml:space="preserve">         </w:t>
+      </w:r>
+      <w:r>
+        <w:t xml:space="preserve">Classificação e gravidade: o achado pertence à categoria A05 — Security </w:t>
+      </w:r>
+      <w:proofErr w:type="spellStart"/>
+      <w:r>
+        <w:t>Misconfiguration</w:t>
+      </w:r>
+      <w:proofErr w:type="spellEnd"/>
+      <w:r>
+        <w:t xml:space="preserve"> do OWASP Top 10:2021 e corresponde à fraqueza CWE-611 — </w:t>
+      </w:r>
+      <w:proofErr w:type="spellStart"/>
+      <w:r>
+        <w:t>Improper</w:t>
+      </w:r>
+      <w:proofErr w:type="spellEnd"/>
+      <w:r>
+        <w:t xml:space="preserve"> </w:t>
+      </w:r>
+      <w:proofErr w:type="spellStart"/>
+      <w:r>
+        <w:t>Restriction</w:t>
+      </w:r>
+      <w:proofErr w:type="spellEnd"/>
+      <w:r>
+        <w:t xml:space="preserve"> </w:t>
+      </w:r>
+      <w:proofErr w:type="spellStart"/>
+      <w:r>
+        <w:t>of</w:t>
+      </w:r>
+      <w:proofErr w:type="spellEnd"/>
+      <w:r>
+        <w:t xml:space="preserve"> XML </w:t>
+      </w:r>
+      <w:proofErr w:type="spellStart"/>
+      <w:r>
+        <w:t>External</w:t>
+      </w:r>
+      <w:proofErr w:type="spellEnd"/>
+      <w:r>
+        <w:t xml:space="preserve"> Entity </w:t>
+      </w:r>
+      <w:proofErr w:type="spellStart"/>
+      <w:r>
+        <w:t>Reference</w:t>
+      </w:r>
+      <w:proofErr w:type="spellEnd"/>
+      <w:r>
+        <w:t>. A pontuação sugerida pelo CVSS v3.1 é 6,5 — severidade média.</w:t>
+      </w:r>
+    </w:p>
+    <w:p>
+      <w:pPr>
+        <w:tabs>
+          <w:tab w:val="left" w:pos="2160"/>
+        </w:tabs>
+        <w:jc w:val="both"/>
+      </w:pPr>
+      <w:r>
+        <w:rPr>
+          <w:b/>
+          <w:bCs/>
+        </w:rPr>
+        <w:t xml:space="preserve">           </w:t>
+      </w:r>
+      <w:r>
+        <w:rPr>
+          <w:b/>
+          <w:bCs/>
+        </w:rPr>
         <w:t>Relação com CID e LGPD:</w:t>
       </w:r>
       <w:r>
@@ -3101,6 +3277,7 @@
         <w:jc w:val="both"/>
       </w:pPr>
       <w:r>
+        <w:lastRenderedPageBreak/>
         <w:t xml:space="preserve">        </w:t>
       </w:r>
       <w:r>
@@ -3425,7 +3602,6 @@
           <w:b/>
           <w:bCs/>
         </w:rPr>
-        <w:lastRenderedPageBreak/>
         <w:t xml:space="preserve">       </w:t>
       </w:r>
       <w:r>
@@ -3495,6 +3671,7 @@
         <w:jc w:val="both"/>
       </w:pPr>
       <w:r>
+        <w:lastRenderedPageBreak/>
         <w:t xml:space="preserve">           </w:t>
       </w:r>
       <w:r>
@@ -3638,7 +3815,7 @@
       <w:r>
         <w:t xml:space="preserve">. Disponível em: </w:t>
       </w:r>
-      <w:hyperlink r:id="rId9" w:history="1">
+      <w:hyperlink r:id="rId11" w:history="1">
         <w:r>
           <w:rPr>
             <w:rStyle w:val="Hyperlink"/>
@@ -3673,7 +3850,7 @@
       <w:r>
         <w:t xml:space="preserve">. Disponível em: </w:t>
       </w:r>
-      <w:hyperlink r:id="rId10" w:history="1">
+      <w:hyperlink r:id="rId12" w:history="1">
         <w:r>
           <w:rPr>
             <w:rStyle w:val="Hyperlink"/>
@@ -3787,7 +3964,7 @@
       <w:r>
         <w:t xml:space="preserve">. Disponível em: </w:t>
       </w:r>
-      <w:hyperlink r:id="rId11" w:history="1">
+      <w:hyperlink r:id="rId13" w:history="1">
         <w:r>
           <w:rPr>
             <w:rStyle w:val="Hyperlink"/>
@@ -3853,7 +4030,7 @@
       <w:r>
         <w:t xml:space="preserve">. Disponível em: </w:t>
       </w:r>
-      <w:hyperlink r:id="rId12" w:history="1">
+      <w:hyperlink r:id="rId14" w:history="1">
         <w:r>
           <w:rPr>
             <w:rStyle w:val="Hyperlink"/>

--- a/relatorio/M1 Segurança de Sistemas Computacionais.docx
+++ b/relatorio/M1 Segurança de Sistemas Computacionais.docx
@@ -3705,15 +3705,7 @@
       </w:r>
       <w:proofErr w:type="spellEnd"/>
       <w:r>
-        <w:t xml:space="preserve"> cookies, a utilização de consultas SQL parametrizadas, a configuração segura do processamento de XML e a restrição dos recursos endereços acessados pelo </w:t>
-      </w:r>
-      <w:proofErr w:type="gramStart"/>
-      <w:r>
-        <w:t>servidor</w:t>
-      </w:r>
-      <w:proofErr w:type="gramEnd"/>
-      <w:r>
-        <w:t xml:space="preserve"> </w:t>
+        <w:t xml:space="preserve"> cookies, a utilização de consultas SQL parametrizadas, a configuração segura do processamento de XML e a restrição dos recursos endereços acessados pelo servidor </w:t>
       </w:r>
       <w:proofErr w:type="spellStart"/>
       <w:r>
@@ -3802,15 +3794,7 @@
         <w:t xml:space="preserve"> redação do relatório técnico</w:t>
       </w:r>
       <w:r>
-        <w:t xml:space="preserve"> e </w:t>
-      </w:r>
-      <w:proofErr w:type="gramStart"/>
-      <w:r>
-        <w:t>auxilio</w:t>
-      </w:r>
-      <w:proofErr w:type="gramEnd"/>
-      <w:r>
-        <w:t xml:space="preserve"> técnico</w:t>
+        <w:t xml:space="preserve"> e auxilio técnico</w:t>
       </w:r>
       <w:r>
         <w:t xml:space="preserve">. Disponível em: </w:t>
@@ -4039,7 +4023,16 @@
         </w:r>
       </w:hyperlink>
       <w:r>
-        <w:t>. Acesso em: 4 set. 2026.</w:t>
+        <w:t xml:space="preserve">. Acesso </w:t>
+      </w:r>
+      <w:r>
+        <w:rPr>
+          <w:u w:val="single"/>
+        </w:rPr>
+        <w:t>em</w:t>
+      </w:r>
+      <w:r>
+        <w:t>: 4 set. 2026.</w:t>
       </w:r>
     </w:p>
     <w:sectPr>
